--- a/downloads/handouts/Unit 04/Handout 04.01 - Match the Family to the Home.docx
+++ b/downloads/handouts/Unit 04/Handout 04.01 - Match the Family to the Home.docx
@@ -242,11 +242,992 @@
       <w:pPr>
         <w:pStyle w:val="Heading2"/>
       </w:pPr>
-      <w:bookmarkStart w:id="22" w:name="word-bank-in-other-languages"/>
-      <w:r>
-        <w:t xml:space="preserve">Word bank in other languages</w:t>
+      <w:bookmarkStart w:id="22" w:name="word-bank-in-spanish"/>
+      <w:r>
+        <w:t xml:space="preserve">Word bank in Spanish</w:t>
       </w:r>
       <w:bookmarkEnd w:id="22"/>
+    </w:p>
+    <w:tbl>
+      <w:tblPr>
+        <w:tblStyle w:val="Table"/>
+        <w:tblW w:type="pct" w:w="5000"/>
+        <w:tblLook w:firstRow="1"/>
+      </w:tblPr>
+      <w:tblGrid>
+        <w:gridCol w:w="4680"/>
+        <w:gridCol w:w="4680"/>
+      </w:tblGrid>
+      <w:tr>
+        <w:trPr>
+          <w:cnfStyle w:firstRow="1"/>
+        </w:trPr>
+        <w:tc>
+          <w:tcPr>
+            <w:tcW w:type="dxa" w:w="4680"/>
+            <w:tcBorders>
+              <w:bottom w:val="single"/>
+            </w:tcBorders>
+            <w:vAlign w:val="bottom"/>
+          </w:tcPr>
+          <w:p>
+            <w:pPr>
+              <w:pStyle w:val="Compact"/>
+              <w:jc w:val="left"/>
+            </w:pPr>
+            <w:r>
+              <w:t xml:space="preserve">English</w:t>
+            </w:r>
+          </w:p>
+        </w:tc>
+        <w:tc>
+          <w:tcPr>
+            <w:tcW w:type="dxa" w:w="4680"/>
+            <w:tcBorders>
+              <w:bottom w:val="single"/>
+            </w:tcBorders>
+            <w:vAlign w:val="bottom"/>
+          </w:tcPr>
+          <w:p>
+            <w:pPr>
+              <w:pStyle w:val="Compact"/>
+              <w:jc w:val="left"/>
+            </w:pPr>
+            <w:r>
+              <w:t xml:space="preserve">Spanish</w:t>
+            </w:r>
+          </w:p>
+        </w:tc>
+      </w:tr>
+      <w:tr>
+        <w:tc>
+          <w:tcPr>
+            <w:tcW w:type="dxa" w:w="4680"/>
+          </w:tcPr>
+          <w:p>
+            <w:pPr>
+              <w:pStyle w:val="Compact"/>
+              <w:jc w:val="left"/>
+            </w:pPr>
+            <w:r>
+              <w:t xml:space="preserve">home</w:t>
+            </w:r>
+          </w:p>
+        </w:tc>
+        <w:tc>
+          <w:tcPr>
+            <w:tcW w:type="dxa" w:w="4680"/>
+          </w:tcPr>
+          <w:p>
+            <w:pPr>
+              <w:pStyle w:val="Compact"/>
+              <w:jc w:val="left"/>
+            </w:pPr>
+            <w:r>
+              <w:t xml:space="preserve">hogar (casa)</w:t>
+            </w:r>
+          </w:p>
+        </w:tc>
+      </w:tr>
+      <w:tr>
+        <w:tc>
+          <w:tcPr>
+            <w:tcW w:type="dxa" w:w="4680"/>
+          </w:tcPr>
+          <w:p>
+            <w:pPr>
+              <w:pStyle w:val="Compact"/>
+              <w:jc w:val="left"/>
+            </w:pPr>
+            <w:r>
+              <w:t xml:space="preserve">apartment</w:t>
+            </w:r>
+          </w:p>
+        </w:tc>
+        <w:tc>
+          <w:tcPr>
+            <w:tcW w:type="dxa" w:w="4680"/>
+          </w:tcPr>
+          <w:p>
+            <w:pPr>
+              <w:pStyle w:val="Compact"/>
+              <w:jc w:val="left"/>
+            </w:pPr>
+            <w:r>
+              <w:t xml:space="preserve">apartamento</w:t>
+            </w:r>
+          </w:p>
+        </w:tc>
+      </w:tr>
+      <w:tr>
+        <w:tc>
+          <w:tcPr>
+            <w:tcW w:type="dxa" w:w="4680"/>
+          </w:tcPr>
+          <w:p>
+            <w:pPr>
+              <w:pStyle w:val="Compact"/>
+              <w:jc w:val="left"/>
+            </w:pPr>
+            <w:r>
+              <w:t xml:space="preserve">house</w:t>
+            </w:r>
+          </w:p>
+        </w:tc>
+        <w:tc>
+          <w:tcPr>
+            <w:tcW w:type="dxa" w:w="4680"/>
+          </w:tcPr>
+          <w:p>
+            <w:pPr>
+              <w:pStyle w:val="Compact"/>
+              <w:jc w:val="left"/>
+            </w:pPr>
+            <w:r>
+              <w:t xml:space="preserve">casa</w:t>
+            </w:r>
+          </w:p>
+        </w:tc>
+      </w:tr>
+      <w:tr>
+        <w:tc>
+          <w:tcPr>
+            <w:tcW w:type="dxa" w:w="4680"/>
+          </w:tcPr>
+          <w:p>
+            <w:pPr>
+              <w:pStyle w:val="Compact"/>
+              <w:jc w:val="left"/>
+            </w:pPr>
+            <w:r>
+              <w:t xml:space="preserve">condo</w:t>
+            </w:r>
+          </w:p>
+        </w:tc>
+        <w:tc>
+          <w:tcPr>
+            <w:tcW w:type="dxa" w:w="4680"/>
+          </w:tcPr>
+          <w:p>
+            <w:pPr>
+              <w:pStyle w:val="Compact"/>
+              <w:jc w:val="left"/>
+            </w:pPr>
+            <w:r>
+              <w:t xml:space="preserve">condominio</w:t>
+            </w:r>
+          </w:p>
+        </w:tc>
+      </w:tr>
+      <w:tr>
+        <w:tc>
+          <w:tcPr>
+            <w:tcW w:type="dxa" w:w="4680"/>
+          </w:tcPr>
+          <w:p>
+            <w:pPr>
+              <w:pStyle w:val="Compact"/>
+              <w:jc w:val="left"/>
+            </w:pPr>
+            <w:r>
+              <w:t xml:space="preserve">townhouse</w:t>
+            </w:r>
+          </w:p>
+        </w:tc>
+        <w:tc>
+          <w:tcPr>
+            <w:tcW w:type="dxa" w:w="4680"/>
+          </w:tcPr>
+          <w:p>
+            <w:pPr>
+              <w:pStyle w:val="Compact"/>
+              <w:jc w:val="left"/>
+            </w:pPr>
+            <w:r>
+              <w:t xml:space="preserve">casa adosada</w:t>
+            </w:r>
+          </w:p>
+        </w:tc>
+      </w:tr>
+      <w:tr>
+        <w:tc>
+          <w:tcPr>
+            <w:tcW w:type="dxa" w:w="4680"/>
+          </w:tcPr>
+          <w:p>
+            <w:pPr>
+              <w:pStyle w:val="Compact"/>
+              <w:jc w:val="left"/>
+            </w:pPr>
+            <w:r>
+              <w:t xml:space="preserve">rent</w:t>
+            </w:r>
+          </w:p>
+        </w:tc>
+        <w:tc>
+          <w:tcPr>
+            <w:tcW w:type="dxa" w:w="4680"/>
+          </w:tcPr>
+          <w:p>
+            <w:pPr>
+              <w:pStyle w:val="Compact"/>
+              <w:jc w:val="left"/>
+            </w:pPr>
+            <w:r>
+              <w:t xml:space="preserve">alquiler (renta)</w:t>
+            </w:r>
+          </w:p>
+        </w:tc>
+      </w:tr>
+      <w:tr>
+        <w:tc>
+          <w:tcPr>
+            <w:tcW w:type="dxa" w:w="4680"/>
+          </w:tcPr>
+          <w:p>
+            <w:pPr>
+              <w:pStyle w:val="Compact"/>
+              <w:jc w:val="left"/>
+            </w:pPr>
+            <w:r>
+              <w:t xml:space="preserve">own</w:t>
+            </w:r>
+          </w:p>
+        </w:tc>
+        <w:tc>
+          <w:tcPr>
+            <w:tcW w:type="dxa" w:w="4680"/>
+          </w:tcPr>
+          <w:p>
+            <w:pPr>
+              <w:pStyle w:val="Compact"/>
+              <w:jc w:val="left"/>
+            </w:pPr>
+            <w:r>
+              <w:t xml:space="preserve">ser dueño (propio)</w:t>
+            </w:r>
+          </w:p>
+        </w:tc>
+      </w:tr>
+      <w:tr>
+        <w:tc>
+          <w:tcPr>
+            <w:tcW w:type="dxa" w:w="4680"/>
+          </w:tcPr>
+          <w:p>
+            <w:pPr>
+              <w:pStyle w:val="Compact"/>
+              <w:jc w:val="left"/>
+            </w:pPr>
+            <w:r>
+              <w:t xml:space="preserve">need</w:t>
+            </w:r>
+          </w:p>
+        </w:tc>
+        <w:tc>
+          <w:tcPr>
+            <w:tcW w:type="dxa" w:w="4680"/>
+          </w:tcPr>
+          <w:p>
+            <w:pPr>
+              <w:pStyle w:val="Compact"/>
+              <w:jc w:val="left"/>
+            </w:pPr>
+            <w:r>
+              <w:t xml:space="preserve">necesidad</w:t>
+            </w:r>
+          </w:p>
+        </w:tc>
+      </w:tr>
+    </w:tbl>
+    <w:p>
+      <w:pPr>
+        <w:pStyle w:val="Heading2"/>
+      </w:pPr>
+      <w:bookmarkStart w:id="23" w:name="X77ed36cb37e8d1b90b604bd614b28cea85bcd5c"/>
+      <w:r>
+        <w:t xml:space="preserve">Part 1: Four Corners, what does this person need?</w:t>
+      </w:r>
+      <w:bookmarkEnd w:id="23"/>
+    </w:p>
+    <w:p>
+      <w:pPr>
+        <w:pStyle w:val="FirstParagraph"/>
+      </w:pPr>
+      <w:r>
+        <w:t xml:space="preserve">Circle your corner: BABY / TEEN / GRANDPARENT / WHEELCHAIR USER</w:t>
+      </w:r>
+    </w:p>
+    <w:p>
+      <w:pPr>
+        <w:pStyle w:val="BodyText"/>
+      </w:pPr>
+      <w:r>
+        <w:t xml:space="preserve">Your person just moved into a plain two-bedroom apartment. List three things this person needs from the home that another person might not need.</w:t>
+      </w:r>
+    </w:p>
+    <w:p>
+      <w:pPr>
+        <w:numPr>
+          <w:ilvl w:val="0"/>
+          <w:numId w:val="1001"/>
+        </w:numPr>
+        <w:pStyle w:val="Compact"/>
+      </w:pPr>
+      <w:r>
+        <w:t xml:space="preserve">______________________________________________</w:t>
+      </w:r>
+    </w:p>
+    <w:p>
+      <w:pPr>
+        <w:numPr>
+          <w:ilvl w:val="0"/>
+          <w:numId w:val="1001"/>
+        </w:numPr>
+        <w:pStyle w:val="Compact"/>
+      </w:pPr>
+      <w:r>
+        <w:t xml:space="preserve">______________________________________________</w:t>
+      </w:r>
+    </w:p>
+    <w:p>
+      <w:pPr>
+        <w:numPr>
+          <w:ilvl w:val="0"/>
+          <w:numId w:val="1001"/>
+        </w:numPr>
+        <w:pStyle w:val="Compact"/>
+      </w:pPr>
+      <w:r>
+        <w:t xml:space="preserve">______________________________________________</w:t>
+      </w:r>
+    </w:p>
+    <w:p>
+      <w:pPr>
+        <w:pStyle w:val="FirstParagraph"/>
+      </w:pPr>
+      <w:r>
+        <w:t xml:space="preserve">One need from each of the other three corners:</w:t>
+      </w:r>
+    </w:p>
+    <w:tbl>
+      <w:tblPr>
+        <w:tblStyle w:val="Table"/>
+        <w:tblW w:type="pct" w:w="5000"/>
+        <w:tblLook w:firstRow="1"/>
+      </w:tblPr>
+      <w:tblGrid>
+        <w:gridCol w:w="4680"/>
+        <w:gridCol w:w="4680"/>
+      </w:tblGrid>
+      <w:tr>
+        <w:trPr>
+          <w:cnfStyle w:firstRow="1"/>
+        </w:trPr>
+        <w:tc>
+          <w:tcPr>
+            <w:tcW w:type="dxa" w:w="4680"/>
+            <w:tcBorders>
+              <w:bottom w:val="single"/>
+            </w:tcBorders>
+            <w:vAlign w:val="bottom"/>
+          </w:tcPr>
+          <w:p>
+            <w:pPr>
+              <w:pStyle w:val="Compact"/>
+              <w:jc w:val="left"/>
+            </w:pPr>
+            <w:r>
+              <w:t xml:space="preserve">Corner</w:t>
+            </w:r>
+          </w:p>
+        </w:tc>
+        <w:tc>
+          <w:tcPr>
+            <w:tcW w:type="dxa" w:w="4680"/>
+            <w:tcBorders>
+              <w:bottom w:val="single"/>
+            </w:tcBorders>
+            <w:vAlign w:val="bottom"/>
+          </w:tcPr>
+          <w:p>
+            <w:pPr>
+              <w:pStyle w:val="Compact"/>
+              <w:jc w:val="left"/>
+            </w:pPr>
+            <w:r>
+              <w:t xml:space="preserve">One need they listed</w:t>
+            </w:r>
+          </w:p>
+        </w:tc>
+      </w:tr>
+      <w:tr>
+        <w:tc>
+          <w:tcPr>
+            <w:tcW w:type="dxa" w:w="4680"/>
+          </w:tcPr>
+          <w:p/>
+        </w:tc>
+        <w:tc>
+          <w:tcPr>
+            <w:tcW w:type="dxa" w:w="4680"/>
+          </w:tcPr>
+          <w:p/>
+        </w:tc>
+      </w:tr>
+      <w:tr>
+        <w:tc>
+          <w:tcPr>
+            <w:tcW w:type="dxa" w:w="4680"/>
+          </w:tcPr>
+          <w:p/>
+        </w:tc>
+        <w:tc>
+          <w:tcPr>
+            <w:tcW w:type="dxa" w:w="4680"/>
+          </w:tcPr>
+          <w:p/>
+        </w:tc>
+      </w:tr>
+      <w:tr>
+        <w:tc>
+          <w:tcPr>
+            <w:tcW w:type="dxa" w:w="4680"/>
+          </w:tcPr>
+          <w:p/>
+        </w:tc>
+        <w:tc>
+          <w:tcPr>
+            <w:tcW w:type="dxa" w:w="4680"/>
+          </w:tcPr>
+          <w:p/>
+        </w:tc>
+      </w:tr>
+    </w:tbl>
+    <w:p>
+      <w:pPr>
+        <w:pStyle w:val="Heading2"/>
+      </w:pPr>
+      <w:bookmarkStart w:id="24" w:name="part-2-types-of-housing"/>
+      <w:r>
+        <w:t xml:space="preserve">Part 2: Types of housing</w:t>
+      </w:r>
+      <w:bookmarkEnd w:id="24"/>
+    </w:p>
+    <w:p>
+      <w:pPr>
+        <w:pStyle w:val="FirstParagraph"/>
+      </w:pPr>
+      <w:r>
+        <w:t xml:space="preserve">Fill in one row per slide.</w:t>
+      </w:r>
+    </w:p>
+    <w:tbl>
+      <w:tblPr>
+        <w:tblStyle w:val="Table"/>
+        <w:tblW w:type="pct" w:w="5000"/>
+        <w:tblLook w:firstRow="1"/>
+      </w:tblPr>
+      <w:tblGrid>
+        <w:gridCol w:w="3120"/>
+        <w:gridCol w:w="3120"/>
+        <w:gridCol w:w="3120"/>
+      </w:tblGrid>
+      <w:tr>
+        <w:trPr>
+          <w:cnfStyle w:firstRow="1"/>
+        </w:trPr>
+        <w:tc>
+          <w:tcPr>
+            <w:tcW w:type="dxa" w:w="3120"/>
+            <w:tcBorders>
+              <w:bottom w:val="single"/>
+            </w:tcBorders>
+            <w:vAlign w:val="bottom"/>
+          </w:tcPr>
+          <w:p>
+            <w:pPr>
+              <w:pStyle w:val="Compact"/>
+              <w:jc w:val="left"/>
+            </w:pPr>
+            <w:r>
+              <w:t xml:space="preserve">Type</w:t>
+            </w:r>
+          </w:p>
+        </w:tc>
+        <w:tc>
+          <w:tcPr>
+            <w:tcW w:type="dxa" w:w="3120"/>
+            <w:tcBorders>
+              <w:bottom w:val="single"/>
+            </w:tcBorders>
+            <w:vAlign w:val="bottom"/>
+          </w:tcPr>
+          <w:p>
+            <w:pPr>
+              <w:pStyle w:val="Compact"/>
+              <w:jc w:val="left"/>
+            </w:pPr>
+            <w:r>
+              <w:t xml:space="preserve">One feature that makes it this type</w:t>
+            </w:r>
+          </w:p>
+        </w:tc>
+        <w:tc>
+          <w:tcPr>
+            <w:tcW w:type="dxa" w:w="3120"/>
+            <w:tcBorders>
+              <w:bottom w:val="single"/>
+            </w:tcBorders>
+            <w:vAlign w:val="bottom"/>
+          </w:tcPr>
+          <w:p>
+            <w:pPr>
+              <w:pStyle w:val="Compact"/>
+              <w:jc w:val="left"/>
+            </w:pPr>
+            <w:r>
+              <w:t xml:space="preserve">Rent, own, or either?</w:t>
+            </w:r>
+          </w:p>
+        </w:tc>
+      </w:tr>
+      <w:tr>
+        <w:tc>
+          <w:tcPr>
+            <w:tcW w:type="dxa" w:w="3120"/>
+          </w:tcPr>
+          <w:p>
+            <w:pPr>
+              <w:pStyle w:val="Compact"/>
+              <w:jc w:val="left"/>
+            </w:pPr>
+            <w:r>
+              <w:t xml:space="preserve">Apartment</w:t>
+            </w:r>
+          </w:p>
+        </w:tc>
+        <w:tc>
+          <w:tcPr>
+            <w:tcW w:type="dxa" w:w="3120"/>
+          </w:tcPr>
+          <w:p/>
+        </w:tc>
+        <w:tc>
+          <w:tcPr>
+            <w:tcW w:type="dxa" w:w="3120"/>
+          </w:tcPr>
+          <w:p/>
+        </w:tc>
+      </w:tr>
+      <w:tr>
+        <w:tc>
+          <w:tcPr>
+            <w:tcW w:type="dxa" w:w="3120"/>
+          </w:tcPr>
+          <w:p>
+            <w:pPr>
+              <w:pStyle w:val="Compact"/>
+              <w:jc w:val="left"/>
+            </w:pPr>
+            <w:r>
+              <w:t xml:space="preserve">Single-family house</w:t>
+            </w:r>
+          </w:p>
+        </w:tc>
+        <w:tc>
+          <w:tcPr>
+            <w:tcW w:type="dxa" w:w="3120"/>
+          </w:tcPr>
+          <w:p/>
+        </w:tc>
+        <w:tc>
+          <w:tcPr>
+            <w:tcW w:type="dxa" w:w="3120"/>
+          </w:tcPr>
+          <w:p/>
+        </w:tc>
+      </w:tr>
+      <w:tr>
+        <w:tc>
+          <w:tcPr>
+            <w:tcW w:type="dxa" w:w="3120"/>
+          </w:tcPr>
+          <w:p>
+            <w:pPr>
+              <w:pStyle w:val="Compact"/>
+              <w:jc w:val="left"/>
+            </w:pPr>
+            <w:r>
+              <w:t xml:space="preserve">Condo</w:t>
+            </w:r>
+          </w:p>
+        </w:tc>
+        <w:tc>
+          <w:tcPr>
+            <w:tcW w:type="dxa" w:w="3120"/>
+          </w:tcPr>
+          <w:p/>
+        </w:tc>
+        <w:tc>
+          <w:tcPr>
+            <w:tcW w:type="dxa" w:w="3120"/>
+          </w:tcPr>
+          <w:p/>
+        </w:tc>
+      </w:tr>
+      <w:tr>
+        <w:tc>
+          <w:tcPr>
+            <w:tcW w:type="dxa" w:w="3120"/>
+          </w:tcPr>
+          <w:p>
+            <w:pPr>
+              <w:pStyle w:val="Compact"/>
+              <w:jc w:val="left"/>
+            </w:pPr>
+            <w:r>
+              <w:t xml:space="preserve">Townhouse</w:t>
+            </w:r>
+          </w:p>
+        </w:tc>
+        <w:tc>
+          <w:tcPr>
+            <w:tcW w:type="dxa" w:w="3120"/>
+          </w:tcPr>
+          <w:p/>
+        </w:tc>
+        <w:tc>
+          <w:tcPr>
+            <w:tcW w:type="dxa" w:w="3120"/>
+          </w:tcPr>
+          <w:p/>
+        </w:tc>
+      </w:tr>
+      <w:tr>
+        <w:tc>
+          <w:tcPr>
+            <w:tcW w:type="dxa" w:w="3120"/>
+          </w:tcPr>
+          <w:p>
+            <w:pPr>
+              <w:pStyle w:val="Compact"/>
+              <w:jc w:val="left"/>
+            </w:pPr>
+            <w:r>
+              <w:t xml:space="preserve">Manufactured (mobile) home</w:t>
+            </w:r>
+          </w:p>
+        </w:tc>
+        <w:tc>
+          <w:tcPr>
+            <w:tcW w:type="dxa" w:w="3120"/>
+          </w:tcPr>
+          <w:p/>
+        </w:tc>
+        <w:tc>
+          <w:tcPr>
+            <w:tcW w:type="dxa" w:w="3120"/>
+          </w:tcPr>
+          <w:p/>
+        </w:tc>
+      </w:tr>
+      <w:tr>
+        <w:tc>
+          <w:tcPr>
+            <w:tcW w:type="dxa" w:w="3120"/>
+          </w:tcPr>
+          <w:p>
+            <w:pPr>
+              <w:pStyle w:val="Compact"/>
+              <w:jc w:val="left"/>
+            </w:pPr>
+            <w:r>
+              <w:t xml:space="preserve">Shared housing</w:t>
+            </w:r>
+          </w:p>
+        </w:tc>
+        <w:tc>
+          <w:tcPr>
+            <w:tcW w:type="dxa" w:w="3120"/>
+          </w:tcPr>
+          <w:p/>
+        </w:tc>
+        <w:tc>
+          <w:tcPr>
+            <w:tcW w:type="dxa" w:w="3120"/>
+          </w:tcPr>
+          <w:p/>
+        </w:tc>
+      </w:tr>
+    </w:tbl>
+    <w:p>
+      <w:pPr>
+        <w:pStyle w:val="BodyText"/>
+      </w:pPr>
+      <w:r>
+        <w:t xml:space="preserve">Rent means: __________________________________________________</w:t>
+      </w:r>
+    </w:p>
+    <w:p>
+      <w:pPr>
+        <w:pStyle w:val="BodyText"/>
+      </w:pPr>
+      <w:r>
+        <w:t xml:space="preserve">Own means: ___________________________________________________</w:t>
+      </w:r>
+    </w:p>
+    <w:p>
+      <w:pPr>
+        <w:pStyle w:val="Heading2"/>
+      </w:pPr>
+      <w:bookmarkStart w:id="25" w:name="part-3-match-the-family-to-the-home"/>
+      <w:r>
+        <w:t xml:space="preserve">Part 3: Match the Family to the Home</w:t>
+      </w:r>
+      <w:bookmarkEnd w:id="25"/>
+    </w:p>
+    <w:p>
+      <w:pPr>
+        <w:pStyle w:val="Heading3"/>
+      </w:pPr>
+      <w:bookmarkStart w:id="26" w:name="the-six-family-cards"/>
+      <w:r>
+        <w:t xml:space="preserve">The six family cards</w:t>
+      </w:r>
+      <w:bookmarkEnd w:id="26"/>
+    </w:p>
+    <w:p>
+      <w:pPr>
+        <w:pStyle w:val="FirstParagraph"/>
+      </w:pPr>
+      <w:r>
+        <w:rPr>
+          <w:b/>
+        </w:rPr>
+        <w:t xml:space="preserve">Family A, the Lindqvist family.</w:t>
+      </w:r>
+      <w:r>
+        <w:t xml:space="preserve"> </w:t>
+      </w:r>
+      <w:r>
+        <w:t xml:space="preserve">Two parents, a baby (four months old), and a dog. One parent works from home and needs a quiet space for calls. They plan to stay in this town for many years and have saved money for a down payment. They want a yard for the dog.</w:t>
+      </w:r>
+    </w:p>
+    <w:p>
+      <w:pPr>
+        <w:pStyle w:val="BodyText"/>
+      </w:pPr>
+      <w:r>
+        <w:rPr>
+          <w:b/>
+        </w:rPr>
+        <w:t xml:space="preserve">Family B, Mr. Aguilar-Ferris.</w:t>
+      </w:r>
+      <w:r>
+        <w:t xml:space="preserve"> </w:t>
+      </w:r>
+      <w:r>
+        <w:t xml:space="preserve">One adult, a college student who just got a first job in the city. He does not own a car, takes the train to work, and does not know if he will stay past one year. He has very little furniture and does not want to fix anything himself.</w:t>
+      </w:r>
+    </w:p>
+    <w:p>
+      <w:pPr>
+        <w:pStyle w:val="BodyText"/>
+      </w:pPr>
+      <w:r>
+        <w:rPr>
+          <w:b/>
+        </w:rPr>
+        <w:t xml:space="preserve">Family C, the Okafor family.</w:t>
+      </w:r>
+      <w:r>
+        <w:t xml:space="preserve"> </w:t>
+      </w:r>
+      <w:r>
+        <w:t xml:space="preserve">A mother, her two children (ages 9 and 14), and the children’s grandmother, who uses a walker and cannot climb stairs. One income. They need three bedrooms, a bathroom the grandmother can get into, and a way into the home with no steps.</w:t>
+      </w:r>
+    </w:p>
+    <w:p>
+      <w:pPr>
+        <w:pStyle w:val="BodyText"/>
+      </w:pPr>
+      <w:r>
+        <w:rPr>
+          <w:b/>
+        </w:rPr>
+        <w:t xml:space="preserve">Family D, Mx. Brannigan.</w:t>
+      </w:r>
+      <w:r>
+        <w:t xml:space="preserve"> </w:t>
+      </w:r>
+      <w:r>
+        <w:t xml:space="preserve">One adult who uses a wheelchair and works as a graphic designer from home. Needs doors at least 32 inches wide, a roll-in shower, counters low enough to reach, and a parking spot close to the door. Has a steady income and wants to own.</w:t>
+      </w:r>
+    </w:p>
+    <w:p>
+      <w:pPr>
+        <w:pStyle w:val="BodyText"/>
+      </w:pPr>
+      <w:r>
+        <w:rPr>
+          <w:b/>
+        </w:rPr>
+        <w:t xml:space="preserve">Family E, the Petrosyan sisters.</w:t>
+      </w:r>
+      <w:r>
+        <w:t xml:space="preserve"> </w:t>
+      </w:r>
+      <w:r>
+        <w:t xml:space="preserve">Two adult sisters and a cousin, all in their twenties, who want to split rent to save money. They each need their own bedroom and share everything else. They want to be near a bus line. None of them wants to do yard work.</w:t>
+      </w:r>
+    </w:p>
+    <w:p>
+      <w:pPr>
+        <w:pStyle w:val="BodyText"/>
+      </w:pPr>
+      <w:r>
+        <w:rPr>
+          <w:b/>
+        </w:rPr>
+        <w:t xml:space="preserve">Family F, the Vandermeer family.</w:t>
+      </w:r>
+      <w:r>
+        <w:t xml:space="preserve"> </w:t>
+      </w:r>
+      <w:r>
+        <w:t xml:space="preserve">Two parents and three teenagers (ages 13, 15, and 17). The teens need space for homework, a place for friends to come over, and the family needs a lot of storage. They own their current home and want to buy again. Their budget cannot cover a large house in town, so they are willing to live farther out.</w:t>
+      </w:r>
+    </w:p>
+    <w:p>
+      <w:pPr>
+        <w:pStyle w:val="Heading3"/>
+      </w:pPr>
+      <w:bookmarkStart w:id="27" w:name="the-six-home-listings"/>
+      <w:r>
+        <w:t xml:space="preserve">The six home listings</w:t>
+      </w:r>
+      <w:bookmarkEnd w:id="27"/>
+    </w:p>
+    <w:p>
+      <w:pPr>
+        <w:pStyle w:val="FirstParagraph"/>
+      </w:pPr>
+      <w:r>
+        <w:rPr>
+          <w:b/>
+        </w:rPr>
+        <w:t xml:space="preserve">Home 1.</w:t>
+      </w:r>
+      <w:r>
+        <w:t xml:space="preserve"> </w:t>
+      </w:r>
+      <w:r>
+        <w:t xml:space="preserve">Apartment, 1 bedroom, 3rd floor, elevator building, two blocks from the train station. Rent, $1,650 a month, heat included. Landlord handles all repairs. Month-to-month lease available.</w:t>
+      </w:r>
+    </w:p>
+    <w:p>
+      <w:pPr>
+        <w:pStyle w:val="BodyText"/>
+      </w:pPr>
+      <w:r>
+        <w:rPr>
+          <w:b/>
+        </w:rPr>
+        <w:t xml:space="preserve">Home 2.</w:t>
+      </w:r>
+      <w:r>
+        <w:t xml:space="preserve"> </w:t>
+      </w:r>
+      <w:r>
+        <w:t xml:space="preserve">Single-family house, 3 bedrooms, 1.5 bathrooms, fenced yard, one-car garage, small home office off the kitchen. For sale, $425,000. Estimated mortgage payment $2,700 a month. Two steps up to the front door. Quiet street.</w:t>
+      </w:r>
+    </w:p>
+    <w:p>
+      <w:pPr>
+        <w:pStyle w:val="BodyText"/>
+      </w:pPr>
+      <w:r>
+        <w:rPr>
+          <w:b/>
+        </w:rPr>
+        <w:t xml:space="preserve">Home 3.</w:t>
+      </w:r>
+      <w:r>
+        <w:t xml:space="preserve"> </w:t>
+      </w:r>
+      <w:r>
+        <w:t xml:space="preserve">Townhouse, 3 bedrooms, 2 bathrooms, two floors (all bedrooms upstairs), small patio, no yard work (the association mows). For sale, $310,000, or rent at $2,300 a month. Near a bus line.</w:t>
+      </w:r>
+    </w:p>
+    <w:p>
+      <w:pPr>
+        <w:pStyle w:val="BodyText"/>
+      </w:pPr>
+      <w:r>
+        <w:rPr>
+          <w:b/>
+        </w:rPr>
+        <w:t xml:space="preserve">Home 4.</w:t>
+      </w:r>
+      <w:r>
+        <w:t xml:space="preserve"> </w:t>
+      </w:r>
+      <w:r>
+        <w:t xml:space="preserve">Manufactured home in a community 12 miles from town, 4 bedrooms, 2 bathrooms, large storage shed, big lot, room to add on. For sale, $165,000. Estimated mortgage payment $1,150 a month plus $450 a month lot rent. Needs a car.</w:t>
+      </w:r>
+    </w:p>
+    <w:p>
+      <w:pPr>
+        <w:pStyle w:val="BodyText"/>
+      </w:pPr>
+      <w:r>
+        <w:rPr>
+          <w:b/>
+        </w:rPr>
+        <w:t xml:space="preserve">Home 5.</w:t>
+      </w:r>
+      <w:r>
+        <w:t xml:space="preserve"> </w:t>
+      </w:r>
+      <w:r>
+        <w:t xml:space="preserve">Condo, 2 bedrooms, ground floor, no-step entrance, doors 36 inches wide, roll-in shower, lowered kitchen counters, reserved parking space by the door. For sale, $290,000. Estimated mortgage payment $1,900 a month plus $350 a month association fee.</w:t>
+      </w:r>
+    </w:p>
+    <w:p>
+      <w:pPr>
+        <w:pStyle w:val="BodyText"/>
+      </w:pPr>
+      <w:r>
+        <w:rPr>
+          <w:b/>
+        </w:rPr>
+        <w:t xml:space="preserve">Home 6.</w:t>
+      </w:r>
+      <w:r>
+        <w:t xml:space="preserve"> </w:t>
+      </w:r>
+      <w:r>
+        <w:t xml:space="preserve">Shared house, 3 bedrooms, 1 bathroom, on a bus line, small yard (the landlord mows). Rent, $2,400 a month total, split any way the renters choose. One-year lease. Landlord handles repairs.</w:t>
+      </w:r>
+    </w:p>
+    <w:p>
+      <w:pPr>
+        <w:pStyle w:val="Heading3"/>
+      </w:pPr>
+      <w:bookmarkStart w:id="28" w:name="the-match-table"/>
+      <w:r>
+        <w:t xml:space="preserve">The match table</w:t>
+      </w:r>
+      <w:bookmarkEnd w:id="28"/>
+    </w:p>
+    <w:p>
+      <w:pPr>
+        <w:pStyle w:val="FirstParagraph"/>
+      </w:pPr>
+      <w:r>
+        <w:t xml:space="preserve">Every family gets one home. No home is used twice. The reason must name a need from the card and something on the listing.</w:t>
+      </w:r>
     </w:p>
     <w:tbl>
       <w:tblPr>
@@ -278,7 +1259,7 @@
               <w:jc w:val="left"/>
             </w:pPr>
             <w:r>
-              <w:t xml:space="preserve">English</w:t>
+              <w:t xml:space="preserve">Family</w:t>
             </w:r>
           </w:p>
         </w:tc>
@@ -296,7 +1277,7 @@
               <w:jc w:val="left"/>
             </w:pPr>
             <w:r>
-              <w:t xml:space="preserve">Turkish</w:t>
+              <w:t xml:space="preserve">Home number</w:t>
             </w:r>
           </w:p>
         </w:tc>
@@ -314,7 +1295,7 @@
               <w:jc w:val="left"/>
             </w:pPr>
             <w:r>
-              <w:t xml:space="preserve">Portuguese</w:t>
+              <w:t xml:space="preserve">Check</w:t>
             </w:r>
           </w:p>
         </w:tc>
@@ -332,1228 +1313,6 @@
               <w:jc w:val="left"/>
             </w:pPr>
             <w:r>
-              <w:t xml:space="preserve">Spanish</w:t>
-            </w:r>
-          </w:p>
-        </w:tc>
-      </w:tr>
-      <w:tr>
-        <w:tc>
-          <w:tcPr>
-            <w:tcW w:type="dxa" w:w="2340"/>
-          </w:tcPr>
-          <w:p>
-            <w:pPr>
-              <w:pStyle w:val="Compact"/>
-              <w:jc w:val="left"/>
-            </w:pPr>
-            <w:r>
-              <w:t xml:space="preserve">home</w:t>
-            </w:r>
-          </w:p>
-        </w:tc>
-        <w:tc>
-          <w:tcPr>
-            <w:tcW w:type="dxa" w:w="2340"/>
-          </w:tcPr>
-          <w:p>
-            <w:pPr>
-              <w:pStyle w:val="Compact"/>
-              <w:jc w:val="left"/>
-            </w:pPr>
-            <w:r>
-              <w:t xml:space="preserve">ev</w:t>
-            </w:r>
-          </w:p>
-        </w:tc>
-        <w:tc>
-          <w:tcPr>
-            <w:tcW w:type="dxa" w:w="2340"/>
-          </w:tcPr>
-          <w:p>
-            <w:pPr>
-              <w:pStyle w:val="Compact"/>
-              <w:jc w:val="left"/>
-            </w:pPr>
-            <w:r>
-              <w:t xml:space="preserve">casa (lar)</w:t>
-            </w:r>
-          </w:p>
-        </w:tc>
-        <w:tc>
-          <w:tcPr>
-            <w:tcW w:type="dxa" w:w="2340"/>
-          </w:tcPr>
-          <w:p>
-            <w:pPr>
-              <w:pStyle w:val="Compact"/>
-              <w:jc w:val="left"/>
-            </w:pPr>
-            <w:r>
-              <w:t xml:space="preserve">hogar (casa)</w:t>
-            </w:r>
-          </w:p>
-        </w:tc>
-      </w:tr>
-      <w:tr>
-        <w:tc>
-          <w:tcPr>
-            <w:tcW w:type="dxa" w:w="2340"/>
-          </w:tcPr>
-          <w:p>
-            <w:pPr>
-              <w:pStyle w:val="Compact"/>
-              <w:jc w:val="left"/>
-            </w:pPr>
-            <w:r>
-              <w:t xml:space="preserve">apartment</w:t>
-            </w:r>
-          </w:p>
-        </w:tc>
-        <w:tc>
-          <w:tcPr>
-            <w:tcW w:type="dxa" w:w="2340"/>
-          </w:tcPr>
-          <w:p>
-            <w:pPr>
-              <w:pStyle w:val="Compact"/>
-              <w:jc w:val="left"/>
-            </w:pPr>
-            <w:r>
-              <w:t xml:space="preserve">daire (apartman dairesi)</w:t>
-            </w:r>
-          </w:p>
-        </w:tc>
-        <w:tc>
-          <w:tcPr>
-            <w:tcW w:type="dxa" w:w="2340"/>
-          </w:tcPr>
-          <w:p>
-            <w:pPr>
-              <w:pStyle w:val="Compact"/>
-              <w:jc w:val="left"/>
-            </w:pPr>
-            <w:r>
-              <w:t xml:space="preserve">apartamento</w:t>
-            </w:r>
-          </w:p>
-        </w:tc>
-        <w:tc>
-          <w:tcPr>
-            <w:tcW w:type="dxa" w:w="2340"/>
-          </w:tcPr>
-          <w:p>
-            <w:pPr>
-              <w:pStyle w:val="Compact"/>
-              <w:jc w:val="left"/>
-            </w:pPr>
-            <w:r>
-              <w:t xml:space="preserve">apartamento</w:t>
-            </w:r>
-          </w:p>
-        </w:tc>
-      </w:tr>
-      <w:tr>
-        <w:tc>
-          <w:tcPr>
-            <w:tcW w:type="dxa" w:w="2340"/>
-          </w:tcPr>
-          <w:p>
-            <w:pPr>
-              <w:pStyle w:val="Compact"/>
-              <w:jc w:val="left"/>
-            </w:pPr>
-            <w:r>
-              <w:t xml:space="preserve">house</w:t>
-            </w:r>
-          </w:p>
-        </w:tc>
-        <w:tc>
-          <w:tcPr>
-            <w:tcW w:type="dxa" w:w="2340"/>
-          </w:tcPr>
-          <w:p>
-            <w:pPr>
-              <w:pStyle w:val="Compact"/>
-              <w:jc w:val="left"/>
-            </w:pPr>
-            <w:r>
-              <w:t xml:space="preserve">müstakil ev</w:t>
-            </w:r>
-          </w:p>
-        </w:tc>
-        <w:tc>
-          <w:tcPr>
-            <w:tcW w:type="dxa" w:w="2340"/>
-          </w:tcPr>
-          <w:p>
-            <w:pPr>
-              <w:pStyle w:val="Compact"/>
-              <w:jc w:val="left"/>
-            </w:pPr>
-            <w:r>
-              <w:t xml:space="preserve">casa</w:t>
-            </w:r>
-          </w:p>
-        </w:tc>
-        <w:tc>
-          <w:tcPr>
-            <w:tcW w:type="dxa" w:w="2340"/>
-          </w:tcPr>
-          <w:p>
-            <w:pPr>
-              <w:pStyle w:val="Compact"/>
-              <w:jc w:val="left"/>
-            </w:pPr>
-            <w:r>
-              <w:t xml:space="preserve">casa</w:t>
-            </w:r>
-          </w:p>
-        </w:tc>
-      </w:tr>
-      <w:tr>
-        <w:tc>
-          <w:tcPr>
-            <w:tcW w:type="dxa" w:w="2340"/>
-          </w:tcPr>
-          <w:p>
-            <w:pPr>
-              <w:pStyle w:val="Compact"/>
-              <w:jc w:val="left"/>
-            </w:pPr>
-            <w:r>
-              <w:t xml:space="preserve">condo</w:t>
-            </w:r>
-          </w:p>
-        </w:tc>
-        <w:tc>
-          <w:tcPr>
-            <w:tcW w:type="dxa" w:w="2340"/>
-          </w:tcPr>
-          <w:p>
-            <w:pPr>
-              <w:pStyle w:val="Compact"/>
-              <w:jc w:val="left"/>
-            </w:pPr>
-            <w:r>
-              <w:t xml:space="preserve">kat mülkiyetli daire</w:t>
-            </w:r>
-          </w:p>
-        </w:tc>
-        <w:tc>
-          <w:tcPr>
-            <w:tcW w:type="dxa" w:w="2340"/>
-          </w:tcPr>
-          <w:p>
-            <w:pPr>
-              <w:pStyle w:val="Compact"/>
-              <w:jc w:val="left"/>
-            </w:pPr>
-            <w:r>
-              <w:t xml:space="preserve">condomínio (apartamento próprio)</w:t>
-            </w:r>
-          </w:p>
-        </w:tc>
-        <w:tc>
-          <w:tcPr>
-            <w:tcW w:type="dxa" w:w="2340"/>
-          </w:tcPr>
-          <w:p>
-            <w:pPr>
-              <w:pStyle w:val="Compact"/>
-              <w:jc w:val="left"/>
-            </w:pPr>
-            <w:r>
-              <w:t xml:space="preserve">condominio</w:t>
-            </w:r>
-          </w:p>
-        </w:tc>
-      </w:tr>
-      <w:tr>
-        <w:tc>
-          <w:tcPr>
-            <w:tcW w:type="dxa" w:w="2340"/>
-          </w:tcPr>
-          <w:p>
-            <w:pPr>
-              <w:pStyle w:val="Compact"/>
-              <w:jc w:val="left"/>
-            </w:pPr>
-            <w:r>
-              <w:t xml:space="preserve">townhouse</w:t>
-            </w:r>
-          </w:p>
-        </w:tc>
-        <w:tc>
-          <w:tcPr>
-            <w:tcW w:type="dxa" w:w="2340"/>
-          </w:tcPr>
-          <w:p>
-            <w:pPr>
-              <w:pStyle w:val="Compact"/>
-              <w:jc w:val="left"/>
-            </w:pPr>
-            <w:r>
-              <w:t xml:space="preserve">sıra ev</w:t>
-            </w:r>
-          </w:p>
-        </w:tc>
-        <w:tc>
-          <w:tcPr>
-            <w:tcW w:type="dxa" w:w="2340"/>
-          </w:tcPr>
-          <w:p>
-            <w:pPr>
-              <w:pStyle w:val="Compact"/>
-              <w:jc w:val="left"/>
-            </w:pPr>
-            <w:r>
-              <w:t xml:space="preserve">casa geminada</w:t>
-            </w:r>
-          </w:p>
-        </w:tc>
-        <w:tc>
-          <w:tcPr>
-            <w:tcW w:type="dxa" w:w="2340"/>
-          </w:tcPr>
-          <w:p>
-            <w:pPr>
-              <w:pStyle w:val="Compact"/>
-              <w:jc w:val="left"/>
-            </w:pPr>
-            <w:r>
-              <w:t xml:space="preserve">casa adosada</w:t>
-            </w:r>
-          </w:p>
-        </w:tc>
-      </w:tr>
-      <w:tr>
-        <w:tc>
-          <w:tcPr>
-            <w:tcW w:type="dxa" w:w="2340"/>
-          </w:tcPr>
-          <w:p>
-            <w:pPr>
-              <w:pStyle w:val="Compact"/>
-              <w:jc w:val="left"/>
-            </w:pPr>
-            <w:r>
-              <w:t xml:space="preserve">rent</w:t>
-            </w:r>
-          </w:p>
-        </w:tc>
-        <w:tc>
-          <w:tcPr>
-            <w:tcW w:type="dxa" w:w="2340"/>
-          </w:tcPr>
-          <w:p>
-            <w:pPr>
-              <w:pStyle w:val="Compact"/>
-              <w:jc w:val="left"/>
-            </w:pPr>
-            <w:r>
-              <w:t xml:space="preserve">kira</w:t>
-            </w:r>
-          </w:p>
-        </w:tc>
-        <w:tc>
-          <w:tcPr>
-            <w:tcW w:type="dxa" w:w="2340"/>
-          </w:tcPr>
-          <w:p>
-            <w:pPr>
-              <w:pStyle w:val="Compact"/>
-              <w:jc w:val="left"/>
-            </w:pPr>
-            <w:r>
-              <w:t xml:space="preserve">aluguel</w:t>
-            </w:r>
-          </w:p>
-        </w:tc>
-        <w:tc>
-          <w:tcPr>
-            <w:tcW w:type="dxa" w:w="2340"/>
-          </w:tcPr>
-          <w:p>
-            <w:pPr>
-              <w:pStyle w:val="Compact"/>
-              <w:jc w:val="left"/>
-            </w:pPr>
-            <w:r>
-              <w:t xml:space="preserve">alquiler (renta)</w:t>
-            </w:r>
-          </w:p>
-        </w:tc>
-      </w:tr>
-      <w:tr>
-        <w:tc>
-          <w:tcPr>
-            <w:tcW w:type="dxa" w:w="2340"/>
-          </w:tcPr>
-          <w:p>
-            <w:pPr>
-              <w:pStyle w:val="Compact"/>
-              <w:jc w:val="left"/>
-            </w:pPr>
-            <w:r>
-              <w:t xml:space="preserve">own</w:t>
-            </w:r>
-          </w:p>
-        </w:tc>
-        <w:tc>
-          <w:tcPr>
-            <w:tcW w:type="dxa" w:w="2340"/>
-          </w:tcPr>
-          <w:p>
-            <w:pPr>
-              <w:pStyle w:val="Compact"/>
-              <w:jc w:val="left"/>
-            </w:pPr>
-            <w:r>
-              <w:t xml:space="preserve">sahip olmak</w:t>
-            </w:r>
-          </w:p>
-        </w:tc>
-        <w:tc>
-          <w:tcPr>
-            <w:tcW w:type="dxa" w:w="2340"/>
-          </w:tcPr>
-          <w:p>
-            <w:pPr>
-              <w:pStyle w:val="Compact"/>
-              <w:jc w:val="left"/>
-            </w:pPr>
-            <w:r>
-              <w:t xml:space="preserve">ser dono (possuir)</w:t>
-            </w:r>
-          </w:p>
-        </w:tc>
-        <w:tc>
-          <w:tcPr>
-            <w:tcW w:type="dxa" w:w="2340"/>
-          </w:tcPr>
-          <w:p>
-            <w:pPr>
-              <w:pStyle w:val="Compact"/>
-              <w:jc w:val="left"/>
-            </w:pPr>
-            <w:r>
-              <w:t xml:space="preserve">ser dueño (propio)</w:t>
-            </w:r>
-          </w:p>
-        </w:tc>
-      </w:tr>
-      <w:tr>
-        <w:tc>
-          <w:tcPr>
-            <w:tcW w:type="dxa" w:w="2340"/>
-          </w:tcPr>
-          <w:p>
-            <w:pPr>
-              <w:pStyle w:val="Compact"/>
-              <w:jc w:val="left"/>
-            </w:pPr>
-            <w:r>
-              <w:t xml:space="preserve">need</w:t>
-            </w:r>
-          </w:p>
-        </w:tc>
-        <w:tc>
-          <w:tcPr>
-            <w:tcW w:type="dxa" w:w="2340"/>
-          </w:tcPr>
-          <w:p>
-            <w:pPr>
-              <w:pStyle w:val="Compact"/>
-              <w:jc w:val="left"/>
-            </w:pPr>
-            <w:r>
-              <w:t xml:space="preserve">ihtiyaç</w:t>
-            </w:r>
-          </w:p>
-        </w:tc>
-        <w:tc>
-          <w:tcPr>
-            <w:tcW w:type="dxa" w:w="2340"/>
-          </w:tcPr>
-          <w:p>
-            <w:pPr>
-              <w:pStyle w:val="Compact"/>
-              <w:jc w:val="left"/>
-            </w:pPr>
-            <w:r>
-              <w:t xml:space="preserve">necessidade</w:t>
-            </w:r>
-          </w:p>
-        </w:tc>
-        <w:tc>
-          <w:tcPr>
-            <w:tcW w:type="dxa" w:w="2340"/>
-          </w:tcPr>
-          <w:p>
-            <w:pPr>
-              <w:pStyle w:val="Compact"/>
-              <w:jc w:val="left"/>
-            </w:pPr>
-            <w:r>
-              <w:t xml:space="preserve">necesidad</w:t>
-            </w:r>
-          </w:p>
-        </w:tc>
-      </w:tr>
-    </w:tbl>
-    <w:p>
-      <w:pPr>
-        <w:pStyle w:val="Heading2"/>
-      </w:pPr>
-      <w:bookmarkStart w:id="23" w:name="X77ed36cb37e8d1b90b604bd614b28cea85bcd5c"/>
-      <w:r>
-        <w:t xml:space="preserve">Part 1: Four Corners, what does this person need?</w:t>
-      </w:r>
-      <w:bookmarkEnd w:id="23"/>
-    </w:p>
-    <w:p>
-      <w:pPr>
-        <w:pStyle w:val="FirstParagraph"/>
-      </w:pPr>
-      <w:r>
-        <w:t xml:space="preserve">Circle your corner: BABY / TEEN / GRANDPARENT / WHEELCHAIR USER</w:t>
-      </w:r>
-    </w:p>
-    <w:p>
-      <w:pPr>
-        <w:pStyle w:val="BodyText"/>
-      </w:pPr>
-      <w:r>
-        <w:t xml:space="preserve">Your person just moved into a plain two-bedroom apartment. List three things this person needs from the home that another person might not need.</w:t>
-      </w:r>
-    </w:p>
-    <w:p>
-      <w:r>
-        <w:br w:type="page"/>
-      </w:r>
-    </w:p>
-    <w:p>
-      <w:r>
-        <w:br w:type="page"/>
-      </w:r>
-    </w:p>
-    <w:p>
-      <w:r>
-        <w:br w:type="page"/>
-      </w:r>
-    </w:p>
-    <w:p>
-      <w:pPr>
-        <w:pStyle w:val="FirstParagraph"/>
-      </w:pPr>
-      <w:r>
-        <w:t xml:space="preserve">One need from each of the other three corners:</w:t>
-      </w:r>
-    </w:p>
-    <w:tbl>
-      <w:tblPr>
-        <w:tblStyle w:val="Table"/>
-        <w:tblW w:type="pct" w:w="5000"/>
-        <w:tblLook w:firstRow="1"/>
-      </w:tblPr>
-      <w:tblGrid>
-        <w:gridCol w:w="4680"/>
-        <w:gridCol w:w="4680"/>
-      </w:tblGrid>
-      <w:tr>
-        <w:trPr>
-          <w:cnfStyle w:firstRow="1"/>
-        </w:trPr>
-        <w:tc>
-          <w:tcPr>
-            <w:tcW w:type="dxa" w:w="4680"/>
-            <w:tcBorders>
-              <w:bottom w:val="single"/>
-            </w:tcBorders>
-            <w:vAlign w:val="bottom"/>
-          </w:tcPr>
-          <w:p>
-            <w:pPr>
-              <w:pStyle w:val="Compact"/>
-              <w:jc w:val="left"/>
-            </w:pPr>
-            <w:r>
-              <w:t xml:space="preserve">Corner</w:t>
-            </w:r>
-          </w:p>
-        </w:tc>
-        <w:tc>
-          <w:tcPr>
-            <w:tcW w:type="dxa" w:w="4680"/>
-            <w:tcBorders>
-              <w:bottom w:val="single"/>
-            </w:tcBorders>
-            <w:vAlign w:val="bottom"/>
-          </w:tcPr>
-          <w:p>
-            <w:pPr>
-              <w:pStyle w:val="Compact"/>
-              <w:jc w:val="left"/>
-            </w:pPr>
-            <w:r>
-              <w:t xml:space="preserve">One need they listed</w:t>
-            </w:r>
-          </w:p>
-        </w:tc>
-      </w:tr>
-      <w:tr>
-        <w:tc>
-          <w:tcPr>
-            <w:tcW w:type="dxa" w:w="4680"/>
-          </w:tcPr>
-          <w:p/>
-        </w:tc>
-        <w:tc>
-          <w:tcPr>
-            <w:tcW w:type="dxa" w:w="4680"/>
-          </w:tcPr>
-          <w:p/>
-        </w:tc>
-      </w:tr>
-      <w:tr>
-        <w:tc>
-          <w:tcPr>
-            <w:tcW w:type="dxa" w:w="4680"/>
-          </w:tcPr>
-          <w:p/>
-        </w:tc>
-        <w:tc>
-          <w:tcPr>
-            <w:tcW w:type="dxa" w:w="4680"/>
-          </w:tcPr>
-          <w:p/>
-        </w:tc>
-      </w:tr>
-      <w:tr>
-        <w:tc>
-          <w:tcPr>
-            <w:tcW w:type="dxa" w:w="4680"/>
-          </w:tcPr>
-          <w:p/>
-        </w:tc>
-        <w:tc>
-          <w:tcPr>
-            <w:tcW w:type="dxa" w:w="4680"/>
-          </w:tcPr>
-          <w:p/>
-        </w:tc>
-      </w:tr>
-    </w:tbl>
-    <w:p>
-      <w:pPr>
-        <w:pStyle w:val="Heading2"/>
-      </w:pPr>
-      <w:bookmarkStart w:id="24" w:name="part-2-types-of-housing"/>
-      <w:r>
-        <w:t xml:space="preserve">Part 2: Types of housing</w:t>
-      </w:r>
-      <w:bookmarkEnd w:id="24"/>
-    </w:p>
-    <w:p>
-      <w:pPr>
-        <w:pStyle w:val="FirstParagraph"/>
-      </w:pPr>
-      <w:r>
-        <w:t xml:space="preserve">Fill in one row per slide.</w:t>
-      </w:r>
-    </w:p>
-    <w:tbl>
-      <w:tblPr>
-        <w:tblStyle w:val="Table"/>
-        <w:tblW w:type="pct" w:w="5000"/>
-        <w:tblLook w:firstRow="1"/>
-      </w:tblPr>
-      <w:tblGrid>
-        <w:gridCol w:w="3120"/>
-        <w:gridCol w:w="3120"/>
-        <w:gridCol w:w="3120"/>
-      </w:tblGrid>
-      <w:tr>
-        <w:trPr>
-          <w:cnfStyle w:firstRow="1"/>
-        </w:trPr>
-        <w:tc>
-          <w:tcPr>
-            <w:tcW w:type="dxa" w:w="3120"/>
-            <w:tcBorders>
-              <w:bottom w:val="single"/>
-            </w:tcBorders>
-            <w:vAlign w:val="bottom"/>
-          </w:tcPr>
-          <w:p>
-            <w:pPr>
-              <w:pStyle w:val="Compact"/>
-              <w:jc w:val="left"/>
-            </w:pPr>
-            <w:r>
-              <w:t xml:space="preserve">Type</w:t>
-            </w:r>
-          </w:p>
-        </w:tc>
-        <w:tc>
-          <w:tcPr>
-            <w:tcW w:type="dxa" w:w="3120"/>
-            <w:tcBorders>
-              <w:bottom w:val="single"/>
-            </w:tcBorders>
-            <w:vAlign w:val="bottom"/>
-          </w:tcPr>
-          <w:p>
-            <w:pPr>
-              <w:pStyle w:val="Compact"/>
-              <w:jc w:val="left"/>
-            </w:pPr>
-            <w:r>
-              <w:t xml:space="preserve">One feature that makes it this type</w:t>
-            </w:r>
-          </w:p>
-        </w:tc>
-        <w:tc>
-          <w:tcPr>
-            <w:tcW w:type="dxa" w:w="3120"/>
-            <w:tcBorders>
-              <w:bottom w:val="single"/>
-            </w:tcBorders>
-            <w:vAlign w:val="bottom"/>
-          </w:tcPr>
-          <w:p>
-            <w:pPr>
-              <w:pStyle w:val="Compact"/>
-              <w:jc w:val="left"/>
-            </w:pPr>
-            <w:r>
-              <w:t xml:space="preserve">Rent, own, or either?</w:t>
-            </w:r>
-          </w:p>
-        </w:tc>
-      </w:tr>
-      <w:tr>
-        <w:tc>
-          <w:tcPr>
-            <w:tcW w:type="dxa" w:w="3120"/>
-          </w:tcPr>
-          <w:p>
-            <w:pPr>
-              <w:pStyle w:val="Compact"/>
-              <w:jc w:val="left"/>
-            </w:pPr>
-            <w:r>
-              <w:t xml:space="preserve">Apartment</w:t>
-            </w:r>
-          </w:p>
-        </w:tc>
-        <w:tc>
-          <w:tcPr>
-            <w:tcW w:type="dxa" w:w="3120"/>
-          </w:tcPr>
-          <w:p/>
-        </w:tc>
-        <w:tc>
-          <w:tcPr>
-            <w:tcW w:type="dxa" w:w="3120"/>
-          </w:tcPr>
-          <w:p/>
-        </w:tc>
-      </w:tr>
-      <w:tr>
-        <w:tc>
-          <w:tcPr>
-            <w:tcW w:type="dxa" w:w="3120"/>
-          </w:tcPr>
-          <w:p>
-            <w:pPr>
-              <w:pStyle w:val="Compact"/>
-              <w:jc w:val="left"/>
-            </w:pPr>
-            <w:r>
-              <w:t xml:space="preserve">Single-family house</w:t>
-            </w:r>
-          </w:p>
-        </w:tc>
-        <w:tc>
-          <w:tcPr>
-            <w:tcW w:type="dxa" w:w="3120"/>
-          </w:tcPr>
-          <w:p/>
-        </w:tc>
-        <w:tc>
-          <w:tcPr>
-            <w:tcW w:type="dxa" w:w="3120"/>
-          </w:tcPr>
-          <w:p/>
-        </w:tc>
-      </w:tr>
-      <w:tr>
-        <w:tc>
-          <w:tcPr>
-            <w:tcW w:type="dxa" w:w="3120"/>
-          </w:tcPr>
-          <w:p>
-            <w:pPr>
-              <w:pStyle w:val="Compact"/>
-              <w:jc w:val="left"/>
-            </w:pPr>
-            <w:r>
-              <w:t xml:space="preserve">Condo</w:t>
-            </w:r>
-          </w:p>
-        </w:tc>
-        <w:tc>
-          <w:tcPr>
-            <w:tcW w:type="dxa" w:w="3120"/>
-          </w:tcPr>
-          <w:p/>
-        </w:tc>
-        <w:tc>
-          <w:tcPr>
-            <w:tcW w:type="dxa" w:w="3120"/>
-          </w:tcPr>
-          <w:p/>
-        </w:tc>
-      </w:tr>
-      <w:tr>
-        <w:tc>
-          <w:tcPr>
-            <w:tcW w:type="dxa" w:w="3120"/>
-          </w:tcPr>
-          <w:p>
-            <w:pPr>
-              <w:pStyle w:val="Compact"/>
-              <w:jc w:val="left"/>
-            </w:pPr>
-            <w:r>
-              <w:t xml:space="preserve">Townhouse</w:t>
-            </w:r>
-          </w:p>
-        </w:tc>
-        <w:tc>
-          <w:tcPr>
-            <w:tcW w:type="dxa" w:w="3120"/>
-          </w:tcPr>
-          <w:p/>
-        </w:tc>
-        <w:tc>
-          <w:tcPr>
-            <w:tcW w:type="dxa" w:w="3120"/>
-          </w:tcPr>
-          <w:p/>
-        </w:tc>
-      </w:tr>
-      <w:tr>
-        <w:tc>
-          <w:tcPr>
-            <w:tcW w:type="dxa" w:w="3120"/>
-          </w:tcPr>
-          <w:p>
-            <w:pPr>
-              <w:pStyle w:val="Compact"/>
-              <w:jc w:val="left"/>
-            </w:pPr>
-            <w:r>
-              <w:t xml:space="preserve">Manufactured (mobile) home</w:t>
-            </w:r>
-          </w:p>
-        </w:tc>
-        <w:tc>
-          <w:tcPr>
-            <w:tcW w:type="dxa" w:w="3120"/>
-          </w:tcPr>
-          <w:p/>
-        </w:tc>
-        <w:tc>
-          <w:tcPr>
-            <w:tcW w:type="dxa" w:w="3120"/>
-          </w:tcPr>
-          <w:p/>
-        </w:tc>
-      </w:tr>
-      <w:tr>
-        <w:tc>
-          <w:tcPr>
-            <w:tcW w:type="dxa" w:w="3120"/>
-          </w:tcPr>
-          <w:p>
-            <w:pPr>
-              <w:pStyle w:val="Compact"/>
-              <w:jc w:val="left"/>
-            </w:pPr>
-            <w:r>
-              <w:t xml:space="preserve">Shared housing</w:t>
-            </w:r>
-          </w:p>
-        </w:tc>
-        <w:tc>
-          <w:tcPr>
-            <w:tcW w:type="dxa" w:w="3120"/>
-          </w:tcPr>
-          <w:p/>
-        </w:tc>
-        <w:tc>
-          <w:tcPr>
-            <w:tcW w:type="dxa" w:w="3120"/>
-          </w:tcPr>
-          <w:p/>
-        </w:tc>
-      </w:tr>
-    </w:tbl>
-    <w:p>
-      <w:pPr>
-        <w:pStyle w:val="BodyText"/>
-      </w:pPr>
-      <w:r>
-        <w:t xml:space="preserve">Rent means: __________________________________________________</w:t>
-      </w:r>
-    </w:p>
-    <w:p>
-      <w:pPr>
-        <w:pStyle w:val="BodyText"/>
-      </w:pPr>
-      <w:r>
-        <w:t xml:space="preserve">Own means: ___________________________________________________</w:t>
-      </w:r>
-    </w:p>
-    <w:p>
-      <w:pPr>
-        <w:pStyle w:val="Heading2"/>
-      </w:pPr>
-      <w:bookmarkStart w:id="25" w:name="part-3-match-the-family-to-the-home"/>
-      <w:r>
-        <w:t xml:space="preserve">Part 3: Match the Family to the Home</w:t>
-      </w:r>
-      <w:bookmarkEnd w:id="25"/>
-    </w:p>
-    <w:p>
-      <w:pPr>
-        <w:pStyle w:val="Heading3"/>
-      </w:pPr>
-      <w:bookmarkStart w:id="26" w:name="the-six-family-cards"/>
-      <w:r>
-        <w:t xml:space="preserve">The six family cards</w:t>
-      </w:r>
-      <w:bookmarkEnd w:id="26"/>
-    </w:p>
-    <w:p>
-      <w:pPr>
-        <w:pStyle w:val="FirstParagraph"/>
-      </w:pPr>
-      <w:r>
-        <w:rPr>
-          <w:b/>
-        </w:rPr>
-        <w:t xml:space="preserve">Family A, the Lindqvist family.</w:t>
-      </w:r>
-      <w:r>
-        <w:t xml:space="preserve"> </w:t>
-      </w:r>
-      <w:r>
-        <w:t xml:space="preserve">Two parents, a baby (four months old), and a dog. One parent works from home and needs a quiet space for calls. They plan to stay in this town for many years and have saved money for a down payment. They want a yard for the dog.</w:t>
-      </w:r>
-    </w:p>
-    <w:p>
-      <w:pPr>
-        <w:pStyle w:val="BodyText"/>
-      </w:pPr>
-      <w:r>
-        <w:rPr>
-          <w:b/>
-        </w:rPr>
-        <w:t xml:space="preserve">Family B, Mr. Aguilar-Ferris.</w:t>
-      </w:r>
-      <w:r>
-        <w:t xml:space="preserve"> </w:t>
-      </w:r>
-      <w:r>
-        <w:t xml:space="preserve">One adult, a college student who just got a first job in the city. He does not own a car, takes the train to work, and does not know if he will stay past one year. He has very little furniture and does not want to fix anything himself.</w:t>
-      </w:r>
-    </w:p>
-    <w:p>
-      <w:pPr>
-        <w:pStyle w:val="BodyText"/>
-      </w:pPr>
-      <w:r>
-        <w:rPr>
-          <w:b/>
-        </w:rPr>
-        <w:t xml:space="preserve">Family C, the Okafor family.</w:t>
-      </w:r>
-      <w:r>
-        <w:t xml:space="preserve"> </w:t>
-      </w:r>
-      <w:r>
-        <w:t xml:space="preserve">A mother, her two children (ages 9 and 14), and the children’s grandmother, who uses a walker and cannot climb stairs. One income. They need three bedrooms, a bathroom the grandmother can get into, and a way into the home with no steps.</w:t>
-      </w:r>
-    </w:p>
-    <w:p>
-      <w:pPr>
-        <w:pStyle w:val="BodyText"/>
-      </w:pPr>
-      <w:r>
-        <w:rPr>
-          <w:b/>
-        </w:rPr>
-        <w:t xml:space="preserve">Family D, Mx. Brannigan.</w:t>
-      </w:r>
-      <w:r>
-        <w:t xml:space="preserve"> </w:t>
-      </w:r>
-      <w:r>
-        <w:t xml:space="preserve">One adult who uses a wheelchair and works as a graphic designer from home. Needs doors at least 32 inches wide, a roll-in shower, counters low enough to reach, and a parking spot close to the door. Has a steady income and wants to own.</w:t>
-      </w:r>
-    </w:p>
-    <w:p>
-      <w:pPr>
-        <w:pStyle w:val="BodyText"/>
-      </w:pPr>
-      <w:r>
-        <w:rPr>
-          <w:b/>
-        </w:rPr>
-        <w:t xml:space="preserve">Family E, the Petrosyan sisters.</w:t>
-      </w:r>
-      <w:r>
-        <w:t xml:space="preserve"> </w:t>
-      </w:r>
-      <w:r>
-        <w:t xml:space="preserve">Two adult sisters and a cousin, all in their twenties, who want to split rent to save money. They each need their own bedroom and share everything else. They want to be near a bus line. None of them wants to do yard work.</w:t>
-      </w:r>
-    </w:p>
-    <w:p>
-      <w:pPr>
-        <w:pStyle w:val="BodyText"/>
-      </w:pPr>
-      <w:r>
-        <w:rPr>
-          <w:b/>
-        </w:rPr>
-        <w:t xml:space="preserve">Family F, the Vandermeer family.</w:t>
-      </w:r>
-      <w:r>
-        <w:t xml:space="preserve"> </w:t>
-      </w:r>
-      <w:r>
-        <w:t xml:space="preserve">Two parents and three teenagers (ages 13, 15, and 17). The teens need space for homework, a place for friends to come over, and the family needs a lot of storage. They own their current home and want to buy again. Their budget cannot cover a large house in town, so they are willing to live farther out.</w:t>
-      </w:r>
-    </w:p>
-    <w:p>
-      <w:pPr>
-        <w:pStyle w:val="Heading3"/>
-      </w:pPr>
-      <w:bookmarkStart w:id="27" w:name="the-six-home-listings"/>
-      <w:r>
-        <w:t xml:space="preserve">The six home listings</w:t>
-      </w:r>
-      <w:bookmarkEnd w:id="27"/>
-    </w:p>
-    <w:p>
-      <w:pPr>
-        <w:pStyle w:val="FirstParagraph"/>
-      </w:pPr>
-      <w:r>
-        <w:rPr>
-          <w:b/>
-        </w:rPr>
-        <w:t xml:space="preserve">Home 1.</w:t>
-      </w:r>
-      <w:r>
-        <w:t xml:space="preserve"> </w:t>
-      </w:r>
-      <w:r>
-        <w:t xml:space="preserve">Apartment, 1 bedroom, 3rd floor, elevator building, two blocks from the train station. Rent, $1,650 a month, heat included. Landlord handles all repairs. Month-to-month lease available.</w:t>
-      </w:r>
-    </w:p>
-    <w:p>
-      <w:pPr>
-        <w:pStyle w:val="BodyText"/>
-      </w:pPr>
-      <w:r>
-        <w:rPr>
-          <w:b/>
-        </w:rPr>
-        <w:t xml:space="preserve">Home 2.</w:t>
-      </w:r>
-      <w:r>
-        <w:t xml:space="preserve"> </w:t>
-      </w:r>
-      <w:r>
-        <w:t xml:space="preserve">Single-family house, 3 bedrooms, 1.5 bathrooms, fenced yard, one-car garage, small home office off the kitchen. For sale, $425,000. Estimated mortgage payment $2,700 a month. Two steps up to the front door. Quiet street.</w:t>
-      </w:r>
-    </w:p>
-    <w:p>
-      <w:pPr>
-        <w:pStyle w:val="BodyText"/>
-      </w:pPr>
-      <w:r>
-        <w:rPr>
-          <w:b/>
-        </w:rPr>
-        <w:t xml:space="preserve">Home 3.</w:t>
-      </w:r>
-      <w:r>
-        <w:t xml:space="preserve"> </w:t>
-      </w:r>
-      <w:r>
-        <w:t xml:space="preserve">Townhouse, 3 bedrooms, 2 bathrooms, two floors (all bedrooms upstairs), small patio, no yard work (the association mows). For sale, $310,000, or rent at $2,300 a month. Near a bus line.</w:t>
-      </w:r>
-    </w:p>
-    <w:p>
-      <w:pPr>
-        <w:pStyle w:val="BodyText"/>
-      </w:pPr>
-      <w:r>
-        <w:rPr>
-          <w:b/>
-        </w:rPr>
-        <w:t xml:space="preserve">Home 4.</w:t>
-      </w:r>
-      <w:r>
-        <w:t xml:space="preserve"> </w:t>
-      </w:r>
-      <w:r>
-        <w:t xml:space="preserve">Manufactured home in a community 12 miles from town, 4 bedrooms, 2 bathrooms, large storage shed, big lot, room to add on. For sale, $165,000. Estimated mortgage payment $1,150 a month plus $450 a month lot rent. Needs a car.</w:t>
-      </w:r>
-    </w:p>
-    <w:p>
-      <w:pPr>
-        <w:pStyle w:val="BodyText"/>
-      </w:pPr>
-      <w:r>
-        <w:rPr>
-          <w:b/>
-        </w:rPr>
-        <w:t xml:space="preserve">Home 5.</w:t>
-      </w:r>
-      <w:r>
-        <w:t xml:space="preserve"> </w:t>
-      </w:r>
-      <w:r>
-        <w:t xml:space="preserve">Condo, 2 bedrooms, ground floor, no-step entrance, doors 36 inches wide, roll-in shower, lowered kitchen counters, reserved parking space by the door. For sale, $290,000. Estimated mortgage payment $1,900 a month plus $350 a month association fee.</w:t>
-      </w:r>
-    </w:p>
-    <w:p>
-      <w:pPr>
-        <w:pStyle w:val="BodyText"/>
-      </w:pPr>
-      <w:r>
-        <w:rPr>
-          <w:b/>
-        </w:rPr>
-        <w:t xml:space="preserve">Home 6.</w:t>
-      </w:r>
-      <w:r>
-        <w:t xml:space="preserve"> </w:t>
-      </w:r>
-      <w:r>
-        <w:t xml:space="preserve">Shared house, 3 bedrooms, 1 bathroom, on a bus line, small yard (the landlord mows). Rent, $2,400 a month total, split any way the renters choose. One-year lease. Landlord handles repairs.</w:t>
-      </w:r>
-    </w:p>
-    <w:p>
-      <w:pPr>
-        <w:pStyle w:val="Heading3"/>
-      </w:pPr>
-      <w:bookmarkStart w:id="28" w:name="the-match-table"/>
-      <w:r>
-        <w:t xml:space="preserve">The match table</w:t>
-      </w:r>
-      <w:bookmarkEnd w:id="28"/>
-    </w:p>
-    <w:p>
-      <w:pPr>
-        <w:pStyle w:val="FirstParagraph"/>
-      </w:pPr>
-      <w:r>
-        <w:t xml:space="preserve">Every family gets one home. No home is used twice. The reason must name a need from the card and something on the listing.</w:t>
-      </w:r>
-    </w:p>
-    <w:tbl>
-      <w:tblPr>
-        <w:tblStyle w:val="Table"/>
-        <w:tblW w:type="pct" w:w="5000"/>
-        <w:tblLook w:firstRow="1"/>
-      </w:tblPr>
-      <w:tblGrid>
-        <w:gridCol w:w="2340"/>
-        <w:gridCol w:w="2340"/>
-        <w:gridCol w:w="2340"/>
-        <w:gridCol w:w="2340"/>
-      </w:tblGrid>
-      <w:tr>
-        <w:trPr>
-          <w:cnfStyle w:firstRow="1"/>
-        </w:trPr>
-        <w:tc>
-          <w:tcPr>
-            <w:tcW w:type="dxa" w:w="2340"/>
-            <w:tcBorders>
-              <w:bottom w:val="single"/>
-            </w:tcBorders>
-            <w:vAlign w:val="bottom"/>
-          </w:tcPr>
-          <w:p>
-            <w:pPr>
-              <w:pStyle w:val="Compact"/>
-              <w:jc w:val="left"/>
-            </w:pPr>
-            <w:r>
-              <w:t xml:space="preserve">Family</w:t>
-            </w:r>
-          </w:p>
-        </w:tc>
-        <w:tc>
-          <w:tcPr>
-            <w:tcW w:type="dxa" w:w="2340"/>
-            <w:tcBorders>
-              <w:bottom w:val="single"/>
-            </w:tcBorders>
-            <w:vAlign w:val="bottom"/>
-          </w:tcPr>
-          <w:p>
-            <w:pPr>
-              <w:pStyle w:val="Compact"/>
-              <w:jc w:val="left"/>
-            </w:pPr>
-            <w:r>
-              <w:t xml:space="preserve">Home number</w:t>
-            </w:r>
-          </w:p>
-        </w:tc>
-        <w:tc>
-          <w:tcPr>
-            <w:tcW w:type="dxa" w:w="2340"/>
-            <w:tcBorders>
-              <w:bottom w:val="single"/>
-            </w:tcBorders>
-            <w:vAlign w:val="bottom"/>
-          </w:tcPr>
-          <w:p>
-            <w:pPr>
-              <w:pStyle w:val="Compact"/>
-              <w:jc w:val="left"/>
-            </w:pPr>
-            <w:r>
-              <w:t xml:space="preserve">Check</w:t>
-            </w:r>
-          </w:p>
-        </w:tc>
-        <w:tc>
-          <w:tcPr>
-            <w:tcW w:type="dxa" w:w="2340"/>
-            <w:tcBorders>
-              <w:bottom w:val="single"/>
-            </w:tcBorders>
-            <w:vAlign w:val="bottom"/>
-          </w:tcPr>
-          <w:p>
-            <w:pPr>
-              <w:pStyle w:val="Compact"/>
-              <w:jc w:val="left"/>
-            </w:pPr>
-            <w:r>
               <w:t xml:space="preserve">This family needs</w:t>
             </w:r>
             <w:r>
@@ -1838,8 +1597,11 @@
       </w:r>
     </w:p>
     <w:p>
-      <w:r>
-        <w:br w:type="page"/>
+      <w:pPr>
+        <w:pStyle w:val="BodyText"/>
+      </w:pPr>
+      <w:r>
+        <w:t xml:space="preserve">_______________________________________________________________________</w:t>
       </w:r>
     </w:p>
     <w:p>
@@ -1860,13 +1622,19 @@
       </w:r>
     </w:p>
     <w:p>
-      <w:r>
-        <w:br w:type="page"/>
-      </w:r>
-    </w:p>
-    <w:p>
-      <w:r>
-        <w:br w:type="page"/>
+      <w:pPr>
+        <w:pStyle w:val="BodyText"/>
+      </w:pPr>
+      <w:r>
+        <w:t xml:space="preserve">_______________________________________________________________________</w:t>
+      </w:r>
+    </w:p>
+    <w:p>
+      <w:pPr>
+        <w:pStyle w:val="BodyText"/>
+      </w:pPr>
+      <w:r>
+        <w:t xml:space="preserve">_______________________________________________________________________</w:t>
       </w:r>
     </w:p>
     <w:sectPr>

--- a/downloads/handouts/Unit 04/Handout 04.01 - Match the Family to the Home.docx
+++ b/downloads/handouts/Unit 04/Handout 04.01 - Match the Family to the Home.docx
@@ -34,7 +34,7 @@
         <w:t xml:space="preserve"> </w:t>
       </w:r>
       <w:r>
-        <w:t xml:space="preserve">A home has seven jobs. Write them across the top as I show them. Then do Part 1 in your corner, Part 2 during the housing types slides, and Part 3 with your team of three. In Part 3 you are the housing counselor: every family gets one home, no home is used twice, and every match needs a reason that comes from the family card.</w:t>
+        <w:t xml:space="preserve">A home has seven jobs. Write them in the boxes below as I show them. Then do Part 1 in your corner. Do Part 2 during the housing types slides. Do Part 3 with your team of three. In Part 3 you are the housing counselor. Every family gets one home. No home is used twice. Every match needs a reason that comes from the family card.</w:t>
       </w:r>
     </w:p>
     <w:p>
@@ -1593,20 +1593,34 @@
         <w:pStyle w:val="BodyText"/>
       </w:pPr>
       <w:r>
-        <w:t xml:space="preserve">One family has no perfect fit. Which family? ______ What is still missing from the home you gave them?</w:t>
-      </w:r>
-    </w:p>
-    <w:p>
-      <w:pPr>
-        <w:pStyle w:val="BodyText"/>
-      </w:pPr>
-      <w:r>
-        <w:t xml:space="preserve">_______________________________________________________________________</w:t>
-      </w:r>
-    </w:p>
-    <w:p>
-      <w:pPr>
-        <w:pStyle w:val="BodyText"/>
+        <w:t xml:space="preserve">One family has no perfect fit.</w:t>
+      </w:r>
+    </w:p>
+    <w:p>
+      <w:pPr>
+        <w:numPr>
+          <w:ilvl w:val="0"/>
+          <w:numId w:val="1002"/>
+        </w:numPr>
+      </w:pPr>
+      <w:r>
+        <w:t xml:space="preserve">Which family? ______</w:t>
+      </w:r>
+    </w:p>
+    <w:p>
+      <w:pPr>
+        <w:numPr>
+          <w:ilvl w:val="0"/>
+          <w:numId w:val="1002"/>
+        </w:numPr>
+      </w:pPr>
+      <w:r>
+        <w:t xml:space="preserve">What is still missing from the home you gave them? _______________________________________________</w:t>
+      </w:r>
+    </w:p>
+    <w:p>
+      <w:pPr>
+        <w:pStyle w:val="FirstParagraph"/>
       </w:pPr>
       <w:r>
         <w:rPr>
@@ -1614,11 +1628,25 @@
         </w:rPr>
         <w:t xml:space="preserve">Grade 8 stretch:</w:t>
       </w:r>
-      <w:r>
-        <w:t xml:space="preserve"> </w:t>
-      </w:r>
-      <w:r>
-        <w:t xml:space="preserve">Which family should rent, and which should own? Pick one of each and give a reason. Then compare one year of rent for Home 6 with one year of mortgage payments for Home 2. Show the math.</w:t>
+    </w:p>
+    <w:p>
+      <w:pPr>
+        <w:numPr>
+          <w:ilvl w:val="0"/>
+          <w:numId w:val="1003"/>
+        </w:numPr>
+        <w:pStyle w:val="Compact"/>
+      </w:pPr>
+      <w:r>
+        <w:t xml:space="preserve">Pick one family that should rent and one that should own. Give a reason for each.</w:t>
+      </w:r>
+    </w:p>
+    <w:p>
+      <w:pPr>
+        <w:pStyle w:val="FirstParagraph"/>
+      </w:pPr>
+      <w:r>
+        <w:t xml:space="preserve">Rent: _______________________________________________________________</w:t>
       </w:r>
     </w:p>
     <w:p>
@@ -1626,15 +1654,27 @@
         <w:pStyle w:val="BodyText"/>
       </w:pPr>
       <w:r>
-        <w:t xml:space="preserve">_______________________________________________________________________</w:t>
-      </w:r>
-    </w:p>
-    <w:p>
-      <w:pPr>
-        <w:pStyle w:val="BodyText"/>
-      </w:pPr>
-      <w:r>
-        <w:t xml:space="preserve">_______________________________________________________________________</w:t>
+        <w:t xml:space="preserve">Own: ________________________________________________________________</w:t>
+      </w:r>
+    </w:p>
+    <w:p>
+      <w:pPr>
+        <w:numPr>
+          <w:ilvl w:val="0"/>
+          <w:numId w:val="1004"/>
+        </w:numPr>
+        <w:pStyle w:val="Compact"/>
+      </w:pPr>
+      <w:r>
+        <w:t xml:space="preserve">Compare one year of rent for Home 6 with one year of mortgage payments for Home 2. Show the math.</w:t>
+      </w:r>
+    </w:p>
+    <w:p>
+      <w:pPr>
+        <w:pStyle w:val="FirstParagraph"/>
+      </w:pPr>
+      <w:r>
+        <w:t xml:space="preserve">Math: _______________________________________________________________</w:t>
       </w:r>
     </w:p>
     <w:sectPr>
@@ -1931,6 +1971,230 @@
       </w:pPr>
     </w:lvl>
   </w:abstractNum>
+  <w:abstractNum w:abstractNumId="99731">
+    <w:nsid w:val="71315dca"/>
+    <w:multiLevelType w:val="multilevel"/>
+    <w:lvl w:ilvl="0">
+      <w:start w:val="1"/>
+      <w:numFmt w:val="lowerLetter"/>
+      <w:lvlText w:val="(%1)"/>
+      <w:lvlJc w:val="left"/>
+      <w:pPr>
+        <w:tabs>
+          <w:tab w:val="num" w:pos="0"/>
+        </w:tabs>
+        <w:ind w:left="480" w:hanging="480"/>
+      </w:pPr>
+    </w:lvl>
+    <w:lvl w:ilvl="1">
+      <w:start w:val="1"/>
+      <w:numFmt w:val="lowerLetter"/>
+      <w:lvlText w:val="(%2)"/>
+      <w:lvlJc w:val="left"/>
+      <w:pPr>
+        <w:tabs>
+          <w:tab w:val="num" w:pos="720"/>
+        </w:tabs>
+        <w:ind w:left="1200" w:hanging="480"/>
+      </w:pPr>
+    </w:lvl>
+    <w:lvl w:ilvl="2">
+      <w:start w:val="1"/>
+      <w:numFmt w:val="lowerLetter"/>
+      <w:lvlText w:val="(%3)"/>
+      <w:lvlJc w:val="left"/>
+      <w:pPr>
+        <w:tabs>
+          <w:tab w:val="num" w:pos="1440"/>
+        </w:tabs>
+        <w:ind w:left="1920" w:hanging="480"/>
+      </w:pPr>
+    </w:lvl>
+    <w:lvl w:ilvl="3">
+      <w:start w:val="1"/>
+      <w:numFmt w:val="lowerLetter"/>
+      <w:lvlText w:val="(%4)"/>
+      <w:lvlJc w:val="left"/>
+      <w:pPr>
+        <w:tabs>
+          <w:tab w:val="num" w:pos="2160"/>
+        </w:tabs>
+        <w:ind w:left="2640" w:hanging="480"/>
+      </w:pPr>
+    </w:lvl>
+    <w:lvl w:ilvl="4">
+      <w:start w:val="1"/>
+      <w:numFmt w:val="lowerLetter"/>
+      <w:lvlText w:val="(%5)"/>
+      <w:lvlJc w:val="left"/>
+      <w:pPr>
+        <w:tabs>
+          <w:tab w:val="num" w:pos="2880"/>
+        </w:tabs>
+        <w:ind w:left="3360" w:hanging="480"/>
+      </w:pPr>
+    </w:lvl>
+    <w:lvl w:ilvl="5">
+      <w:start w:val="1"/>
+      <w:numFmt w:val="lowerLetter"/>
+      <w:lvlText w:val="(%6)"/>
+      <w:lvlJc w:val="left"/>
+      <w:pPr>
+        <w:tabs>
+          <w:tab w:val="num" w:pos="3600"/>
+        </w:tabs>
+        <w:ind w:left="4080" w:hanging="480"/>
+      </w:pPr>
+    </w:lvl>
+    <w:lvl w:ilvl="6">
+      <w:start w:val="1"/>
+      <w:numFmt w:val="lowerLetter"/>
+      <w:lvlText w:val="(%7)"/>
+      <w:lvlJc w:val="left"/>
+      <w:pPr>
+        <w:tabs>
+          <w:tab w:val="num" w:pos="4320"/>
+        </w:tabs>
+        <w:ind w:left="4800" w:hanging="480"/>
+      </w:pPr>
+    </w:lvl>
+    <w:lvl w:ilvl="7">
+      <w:start w:val="1"/>
+      <w:numFmt w:val="lowerLetter"/>
+      <w:lvlText w:val="(%8)"/>
+      <w:lvlJc w:val="left"/>
+      <w:pPr>
+        <w:tabs>
+          <w:tab w:val="num" w:pos="5040"/>
+        </w:tabs>
+        <w:ind w:left="5520" w:hanging="480"/>
+      </w:pPr>
+    </w:lvl>
+    <w:lvl w:ilvl="8">
+      <w:start w:val="1"/>
+      <w:numFmt w:val="lowerLetter"/>
+      <w:lvlText w:val="(%9)"/>
+      <w:lvlJc w:val="left"/>
+      <w:pPr>
+        <w:tabs>
+          <w:tab w:val="num" w:pos="5760"/>
+        </w:tabs>
+        <w:ind w:left="6240" w:hanging="480"/>
+      </w:pPr>
+    </w:lvl>
+  </w:abstractNum>
+  <w:abstractNum w:abstractNumId="99732">
+    <w:nsid w:val="47261bad"/>
+    <w:multiLevelType w:val="multilevel"/>
+    <w:lvl w:ilvl="0">
+      <w:start w:val="2"/>
+      <w:numFmt w:val="lowerLetter"/>
+      <w:lvlText w:val="(%1)"/>
+      <w:lvlJc w:val="left"/>
+      <w:pPr>
+        <w:tabs>
+          <w:tab w:val="num" w:pos="0"/>
+        </w:tabs>
+        <w:ind w:left="480" w:hanging="480"/>
+      </w:pPr>
+    </w:lvl>
+    <w:lvl w:ilvl="1">
+      <w:start w:val="2"/>
+      <w:numFmt w:val="lowerLetter"/>
+      <w:lvlText w:val="(%2)"/>
+      <w:lvlJc w:val="left"/>
+      <w:pPr>
+        <w:tabs>
+          <w:tab w:val="num" w:pos="720"/>
+        </w:tabs>
+        <w:ind w:left="1200" w:hanging="480"/>
+      </w:pPr>
+    </w:lvl>
+    <w:lvl w:ilvl="2">
+      <w:start w:val="2"/>
+      <w:numFmt w:val="lowerLetter"/>
+      <w:lvlText w:val="(%3)"/>
+      <w:lvlJc w:val="left"/>
+      <w:pPr>
+        <w:tabs>
+          <w:tab w:val="num" w:pos="1440"/>
+        </w:tabs>
+        <w:ind w:left="1920" w:hanging="480"/>
+      </w:pPr>
+    </w:lvl>
+    <w:lvl w:ilvl="3">
+      <w:start w:val="2"/>
+      <w:numFmt w:val="lowerLetter"/>
+      <w:lvlText w:val="(%4)"/>
+      <w:lvlJc w:val="left"/>
+      <w:pPr>
+        <w:tabs>
+          <w:tab w:val="num" w:pos="2160"/>
+        </w:tabs>
+        <w:ind w:left="2640" w:hanging="480"/>
+      </w:pPr>
+    </w:lvl>
+    <w:lvl w:ilvl="4">
+      <w:start w:val="2"/>
+      <w:numFmt w:val="lowerLetter"/>
+      <w:lvlText w:val="(%5)"/>
+      <w:lvlJc w:val="left"/>
+      <w:pPr>
+        <w:tabs>
+          <w:tab w:val="num" w:pos="2880"/>
+        </w:tabs>
+        <w:ind w:left="3360" w:hanging="480"/>
+      </w:pPr>
+    </w:lvl>
+    <w:lvl w:ilvl="5">
+      <w:start w:val="2"/>
+      <w:numFmt w:val="lowerLetter"/>
+      <w:lvlText w:val="(%6)"/>
+      <w:lvlJc w:val="left"/>
+      <w:pPr>
+        <w:tabs>
+          <w:tab w:val="num" w:pos="3600"/>
+        </w:tabs>
+        <w:ind w:left="4080" w:hanging="480"/>
+      </w:pPr>
+    </w:lvl>
+    <w:lvl w:ilvl="6">
+      <w:start w:val="2"/>
+      <w:numFmt w:val="lowerLetter"/>
+      <w:lvlText w:val="(%7)"/>
+      <w:lvlJc w:val="left"/>
+      <w:pPr>
+        <w:tabs>
+          <w:tab w:val="num" w:pos="4320"/>
+        </w:tabs>
+        <w:ind w:left="4800" w:hanging="480"/>
+      </w:pPr>
+    </w:lvl>
+    <w:lvl w:ilvl="7">
+      <w:start w:val="2"/>
+      <w:numFmt w:val="lowerLetter"/>
+      <w:lvlText w:val="(%8)"/>
+      <w:lvlJc w:val="left"/>
+      <w:pPr>
+        <w:tabs>
+          <w:tab w:val="num" w:pos="5040"/>
+        </w:tabs>
+        <w:ind w:left="5520" w:hanging="480"/>
+      </w:pPr>
+    </w:lvl>
+    <w:lvl w:ilvl="8">
+      <w:start w:val="2"/>
+      <w:numFmt w:val="lowerLetter"/>
+      <w:lvlText w:val="(%9)"/>
+      <w:lvlJc w:val="left"/>
+      <w:pPr>
+        <w:tabs>
+          <w:tab w:val="num" w:pos="5760"/>
+        </w:tabs>
+        <w:ind w:left="6240" w:hanging="480"/>
+      </w:pPr>
+    </w:lvl>
+  </w:abstractNum>
   <w:num w:numId="1000">
     <w:abstractNumId w:val="990"/>
   </w:num>
@@ -1962,6 +2226,96 @@
     </w:lvlOverride>
     <w:lvlOverride w:ilvl="8">
       <w:startOverride w:val="1"/>
+    </w:lvlOverride>
+  </w:num>
+  <w:num w:numId="1002">
+    <w:abstractNumId w:val="99731"/>
+    <w:lvlOverride w:ilvl="0">
+      <w:startOverride w:val="1"/>
+    </w:lvlOverride>
+    <w:lvlOverride w:ilvl="1">
+      <w:startOverride w:val="1"/>
+    </w:lvlOverride>
+    <w:lvlOverride w:ilvl="2">
+      <w:startOverride w:val="1"/>
+    </w:lvlOverride>
+    <w:lvlOverride w:ilvl="3">
+      <w:startOverride w:val="1"/>
+    </w:lvlOverride>
+    <w:lvlOverride w:ilvl="4">
+      <w:startOverride w:val="1"/>
+    </w:lvlOverride>
+    <w:lvlOverride w:ilvl="5">
+      <w:startOverride w:val="1"/>
+    </w:lvlOverride>
+    <w:lvlOverride w:ilvl="6">
+      <w:startOverride w:val="1"/>
+    </w:lvlOverride>
+    <w:lvlOverride w:ilvl="7">
+      <w:startOverride w:val="1"/>
+    </w:lvlOverride>
+    <w:lvlOverride w:ilvl="8">
+      <w:startOverride w:val="1"/>
+    </w:lvlOverride>
+  </w:num>
+  <w:num w:numId="1003">
+    <w:abstractNumId w:val="99731"/>
+    <w:lvlOverride w:ilvl="0">
+      <w:startOverride w:val="1"/>
+    </w:lvlOverride>
+    <w:lvlOverride w:ilvl="1">
+      <w:startOverride w:val="1"/>
+    </w:lvlOverride>
+    <w:lvlOverride w:ilvl="2">
+      <w:startOverride w:val="1"/>
+    </w:lvlOverride>
+    <w:lvlOverride w:ilvl="3">
+      <w:startOverride w:val="1"/>
+    </w:lvlOverride>
+    <w:lvlOverride w:ilvl="4">
+      <w:startOverride w:val="1"/>
+    </w:lvlOverride>
+    <w:lvlOverride w:ilvl="5">
+      <w:startOverride w:val="1"/>
+    </w:lvlOverride>
+    <w:lvlOverride w:ilvl="6">
+      <w:startOverride w:val="1"/>
+    </w:lvlOverride>
+    <w:lvlOverride w:ilvl="7">
+      <w:startOverride w:val="1"/>
+    </w:lvlOverride>
+    <w:lvlOverride w:ilvl="8">
+      <w:startOverride w:val="1"/>
+    </w:lvlOverride>
+  </w:num>
+  <w:num w:numId="1004">
+    <w:abstractNumId w:val="99732"/>
+    <w:lvlOverride w:ilvl="0">
+      <w:startOverride w:val="2"/>
+    </w:lvlOverride>
+    <w:lvlOverride w:ilvl="1">
+      <w:startOverride w:val="2"/>
+    </w:lvlOverride>
+    <w:lvlOverride w:ilvl="2">
+      <w:startOverride w:val="2"/>
+    </w:lvlOverride>
+    <w:lvlOverride w:ilvl="3">
+      <w:startOverride w:val="2"/>
+    </w:lvlOverride>
+    <w:lvlOverride w:ilvl="4">
+      <w:startOverride w:val="2"/>
+    </w:lvlOverride>
+    <w:lvlOverride w:ilvl="5">
+      <w:startOverride w:val="2"/>
+    </w:lvlOverride>
+    <w:lvlOverride w:ilvl="6">
+      <w:startOverride w:val="2"/>
+    </w:lvlOverride>
+    <w:lvlOverride w:ilvl="7">
+      <w:startOverride w:val="2"/>
+    </w:lvlOverride>
+    <w:lvlOverride w:ilvl="8">
+      <w:startOverride w:val="2"/>
     </w:lvlOverride>
   </w:num>
 </w:numbering>
